--- a/course_development/active_inference_family/03_patterns_in_play/03_perception/output/lab-protocols/03_perception-lab.docx
+++ b/course_development/active_inference_family/03_patterns_in_play/03_perception/output/lab-protocols/03_perception-lab.docx
@@ -4,32 +4,84 @@
   <w:body>
     <w:p>
       <w:r>
-        <w:t>Lab: Exploring Perception</w:t>
+        <w:t>Lab: Silent Charades</w:t>
       </w:r>
     </w:p>
     <w:p>
       <w:r>
-        <w:t>Objective</w:t>
+        <w:t>Goal</w:t>
       </w:r>
     </w:p>
     <w:p>
       <w:r>
-        <w:t>Design and simulate a simple agent that demonstrates the principles of Perception .</w:t>
+        <w:t>To practice sending and receiving non-verbal signals.</w:t>
       </w:r>
     </w:p>
     <w:p>
       <w:r>
-        <w:t>Prerequisites</w:t>
+        <w:t>What You Need</w:t>
       </w:r>
     </w:p>
     <w:p>
       <w:r>
-        <w:t>Basic understanding of Python or a relevant simulation tool.  Familiarity with the formal definition of Perception.   Steps</w:t>
+        <w:t>Scrap paper with words (Snake, Airplane, Eating Spaghetti, Sleeping).  A bowl.   Steps</w:t>
       </w:r>
     </w:p>
     <w:p>
       <w:r>
-        <w:t>Define the Environment : Create a simple grid world or state space relevant to Family.  Define the Agent : Specify the agent's generative model, focusing on Perception.  Simulation : Run the agent for 100 timesteps.  Perturbation : Introduce a specific challenge to Perception (e.g., increased noise, occlusion).  Analysis : Plot the Free Energy over time. Does the agent successfully adapt?   Discussion Requirements</w:t>
+        <w:t>1. The Draw</w:t>
+      </w:r>
+    </w:p>
+    <w:p>
+      <w:r>
+        <w:t>Pick a slip of paper.</w:t>
+        <w:br/>
+        <w:t>Don't show anyone!</w:t>
+      </w:r>
+    </w:p>
+    <w:p>
+      <w:r>
+        <w:t>2. The Act</w:t>
+      </w:r>
+    </w:p>
+    <w:p>
+      <w:r>
+        <w:t>Act it out.</w:t>
+        <w:br/>
+        <w:t>NO TALKING.</w:t>
+        <w:br/>
+        <w:t>NO NOISES.</w:t>
+        <w:br/>
+        <w:t>Use your body, face, and hands.</w:t>
+      </w:r>
+    </w:p>
+    <w:p>
+      <w:r>
+        <w:t>3. The Guess</w:t>
+      </w:r>
+    </w:p>
+    <w:p>
+      <w:r>
+        <w:t>The other players guess.</w:t>
+        <w:br/>
+        <w:t>"Are you a bird?" No (Shake head).</w:t>
+        <w:br/>
+        <w:t>"Are you a plane?" Yes (Nod head)!</w:t>
+      </w:r>
+    </w:p>
+    <w:p>
+      <w:r>
+        <w:t>Discussion</w:t>
+      </w:r>
+    </w:p>
+    <w:p>
+      <w:r>
+        <w:t>How did you know what they meant?  Did you use your Mirror Neurons?  Was it frustrating when they didn't understand?   What We Learned</w:t>
+      </w:r>
+    </w:p>
+    <w:p>
+      <w:r>
+        <w:t>We can say a lot without saying a word.</w:t>
       </w:r>
     </w:p>
     <w:sectPr>
